--- a/spa/docx/63.content.docx
+++ b/spa/docx/63.content.docx
@@ -19,7 +19,7 @@
         <w:rPr>
           <w:lang w:val="es_ES" w:bidi="es_ES"/>
         </w:rPr>
-        <w:t>Resource: Notas de Estudio - Introducciones a los Libros (Tyndale)</w:t>
+        <w:t>Resource: Tyndale Open Study Notes</w:t>
       </w:r>
       <w:r>
         <w:rPr>
@@ -112,7 +112,7 @@
         <w:rPr>
           <w:lang w:val="es_ES" w:bidi="es_ES"/>
         </w:rPr>
-        <w:t>Notas de Estudio - Introducciones a los Libros (Tyndale)</w:t>
+        <w:t>Tyndale Open Study Notes</w:t>
       </w:r>
     </w:p>
     <w:p>

--- a/spa/docx/63.content.docx
+++ b/spa/docx/63.content.docx
@@ -19,7 +19,7 @@
         <w:rPr>
           <w:lang w:val="es_ES" w:bidi="es_ES"/>
         </w:rPr>
-        <w:t>Resource: Tyndale Open Study Notes</w:t>
+        <w:t>Resource: Aquifer Open Study Notes (Book Intros)</w:t>
       </w:r>
       <w:r>
         <w:rPr>
@@ -112,7 +112,7 @@
         <w:rPr>
           <w:lang w:val="es_ES" w:bidi="es_ES"/>
         </w:rPr>
-        <w:t>Tyndale Open Study Notes</w:t>
+        <w:t>Aquifer Open Study Notes (Book Intros)</w:t>
       </w:r>
     </w:p>
     <w:p>

--- a/spa/docx/63.content.docx
+++ b/spa/docx/63.content.docx
@@ -295,36 +295,24 @@
         </w:rPr>
         <w:t>Esta carta personal comienza con un saludo (</w:t>
       </w:r>
-      <w:hyperlink r:id="rId13">
-        <w:r>
-          <w:rPr>
-            <w:lang w:val="es_ES" w:bidi="es_ES"/>
-          </w:rPr>
-          <w:rPr>
-            <w:color w:val="0000EE"/>
-            <w:u w:val="single"/>
-          </w:rPr>
-          <w:t>1:1–3</w:t>
-        </w:r>
-      </w:hyperlink>
+      <w:r>
+        <w:rPr>
+          <w:lang w:val="es_ES" w:bidi="es_ES"/>
+        </w:rPr>
+        <w:t>1:1–3</w:t>
+      </w:r>
       <w:r>
         <w:rPr>
           <w:lang w:val="es_ES" w:bidi="es_ES"/>
         </w:rPr>
         <w:t>) y luego expresa los deseos del autor (</w:t>
       </w:r>
-      <w:hyperlink r:id="rId14">
-        <w:r>
-          <w:rPr>
-            <w:lang w:val="es_ES" w:bidi="es_ES"/>
-          </w:rPr>
-          <w:rPr>
-            <w:color w:val="0000EE"/>
-            <w:u w:val="single"/>
-          </w:rPr>
-          <w:t>1:4–11</w:t>
-        </w:r>
-      </w:hyperlink>
+      <w:r>
+        <w:rPr>
+          <w:lang w:val="es_ES" w:bidi="es_ES"/>
+        </w:rPr>
+        <w:t>1:4–11</w:t>
+      </w:r>
       <w:r>
         <w:rPr>
           <w:lang w:val="es_ES" w:bidi="es_ES"/>
@@ -356,18 +344,12 @@
         </w:rPr>
         <w:t>Algunos estudiosos han considerado que el Juan que escribió esta carta (</w:t>
       </w:r>
-      <w:hyperlink r:id="rId15">
-        <w:r>
-          <w:rPr>
-            <w:lang w:val="es_ES" w:bidi="es_ES"/>
-          </w:rPr>
-          <w:rPr>
-            <w:color w:val="0000EE"/>
-            <w:u w:val="single"/>
-          </w:rPr>
-          <w:t>1:1</w:t>
-        </w:r>
-      </w:hyperlink>
+      <w:r>
+        <w:rPr>
+          <w:lang w:val="es_ES" w:bidi="es_ES"/>
+        </w:rPr>
+        <w:t>1:1</w:t>
+      </w:r>
       <w:r>
         <w:rPr>
           <w:lang w:val="es_ES" w:bidi="es_ES"/>
@@ -411,18 +393,12 @@
         </w:rPr>
         <w:t>Los destinatarios de 2 Juan fueron identificados como una “señora elegida y... sus hijos” (</w:t>
       </w:r>
-      <w:hyperlink r:id="rId15">
-        <w:r>
-          <w:rPr>
-            <w:lang w:val="es_ES" w:bidi="es_ES"/>
-          </w:rPr>
-          <w:rPr>
-            <w:color w:val="0000EE"/>
-            <w:u w:val="single"/>
-          </w:rPr>
-          <w:t>1:1</w:t>
-        </w:r>
-      </w:hyperlink>
+      <w:r>
+        <w:rPr>
+          <w:lang w:val="es_ES" w:bidi="es_ES"/>
+        </w:rPr>
+        <w:t>1:1</w:t>
+      </w:r>
       <w:r>
         <w:rPr>
           <w:lang w:val="es_ES" w:bidi="es_ES"/>
@@ -442,18 +418,12 @@
         </w:rPr>
         <w:t xml:space="preserve">, “señora”, puede ser un nombre propio). Sin embargo, es probable que Juan estuviera hablando de una iglesia local en particular (“la señora elegida”) y de sus miembros individuales (“sus hijos”, cp. </w:t>
       </w:r>
-      <w:hyperlink r:id="rId16">
-        <w:r>
-          <w:rPr>
-            <w:lang w:val="es_ES" w:bidi="es_ES"/>
-          </w:rPr>
-          <w:rPr>
-            <w:color w:val="0000EE"/>
-            <w:u w:val="single"/>
-          </w:rPr>
-          <w:t>1 Pe 5:13</w:t>
-        </w:r>
-      </w:hyperlink>
+      <w:r>
+        <w:rPr>
+          <w:lang w:val="es_ES" w:bidi="es_ES"/>
+        </w:rPr>
+        <w:t>1 Pe 5:13</w:t>
+      </w:r>
       <w:r>
         <w:rPr>
           <w:lang w:val="es_ES" w:bidi="es_ES"/>
@@ -485,36 +455,24 @@
         </w:rPr>
         <w:t>El mensaje de 2 Juan es doble. Primero, los miembros de la comunidad cristiana deben amarse mutuamente (</w:t>
       </w:r>
-      <w:hyperlink r:id="rId17">
-        <w:r>
-          <w:rPr>
-            <w:lang w:val="es_ES" w:bidi="es_ES"/>
-          </w:rPr>
-          <w:rPr>
-            <w:color w:val="0000EE"/>
-            <w:u w:val="single"/>
-          </w:rPr>
-          <w:t>1:5</w:t>
-        </w:r>
-      </w:hyperlink>
+      <w:r>
+        <w:rPr>
+          <w:lang w:val="es_ES" w:bidi="es_ES"/>
+        </w:rPr>
+        <w:t>1:5</w:t>
+      </w:r>
       <w:r>
         <w:rPr>
           <w:lang w:val="es_ES" w:bidi="es_ES"/>
         </w:rPr>
         <w:t>). La manifestación de este amor se refleja en seguir los mandamientos de Jesús (</w:t>
       </w:r>
-      <w:hyperlink r:id="rId18">
-        <w:r>
-          <w:rPr>
-            <w:lang w:val="es_ES" w:bidi="es_ES"/>
-          </w:rPr>
-          <w:rPr>
-            <w:color w:val="0000EE"/>
-            <w:u w:val="single"/>
-          </w:rPr>
-          <w:t>1:6</w:t>
-        </w:r>
-      </w:hyperlink>
+      <w:r>
+        <w:rPr>
+          <w:lang w:val="es_ES" w:bidi="es_ES"/>
+        </w:rPr>
+        <w:t>1:6</w:t>
+      </w:r>
       <w:r>
         <w:rPr>
           <w:lang w:val="es_ES" w:bidi="es_ES"/>
@@ -535,126 +493,84 @@
         </w:rPr>
         <w:t>Muchas de las Epístolas del Nuevo Testamento fueron escritas, al menos en parte, para abordar alguna forma de enseñanza herética. Esto es cierto para varias de las cartas de Pablo: Gálatas (</w:t>
       </w:r>
-      <w:hyperlink r:id="rId19">
-        <w:r>
-          <w:rPr>
-            <w:lang w:val="es_ES" w:bidi="es_ES"/>
-          </w:rPr>
-          <w:rPr>
-            <w:color w:val="0000EE"/>
-            <w:u w:val="single"/>
-          </w:rPr>
-          <w:t>Ga 1:6</w:t>
-        </w:r>
-      </w:hyperlink>
+      <w:r>
+        <w:rPr>
+          <w:lang w:val="es_ES" w:bidi="es_ES"/>
+        </w:rPr>
+        <w:t>Ga 1:6</w:t>
+      </w:r>
       <w:r>
         <w:rPr>
           <w:lang w:val="es_ES" w:bidi="es_ES"/>
         </w:rPr>
         <w:t>), Colosenses (</w:t>
       </w:r>
-      <w:hyperlink r:id="rId20">
-        <w:r>
-          <w:rPr>
-            <w:lang w:val="es_ES" w:bidi="es_ES"/>
-          </w:rPr>
-          <w:rPr>
-            <w:color w:val="0000EE"/>
-            <w:u w:val="single"/>
-          </w:rPr>
-          <w:t>Col 2:16–23</w:t>
-        </w:r>
-      </w:hyperlink>
+      <w:r>
+        <w:rPr>
+          <w:lang w:val="es_ES" w:bidi="es_ES"/>
+        </w:rPr>
+        <w:t>Col 2:16–23</w:t>
+      </w:r>
       <w:r>
         <w:rPr>
           <w:lang w:val="es_ES" w:bidi="es_ES"/>
         </w:rPr>
         <w:t>), 2 Tesalonicenses (</w:t>
       </w:r>
-      <w:hyperlink r:id="rId21">
-        <w:r>
-          <w:rPr>
-            <w:lang w:val="es_ES" w:bidi="es_ES"/>
-          </w:rPr>
-          <w:rPr>
-            <w:color w:val="0000EE"/>
-            <w:u w:val="single"/>
-          </w:rPr>
-          <w:t>2 Ts 2:1–3</w:t>
-        </w:r>
-      </w:hyperlink>
+      <w:r>
+        <w:rPr>
+          <w:lang w:val="es_ES" w:bidi="es_ES"/>
+        </w:rPr>
+        <w:t>2 Ts 2:1–3</w:t>
+      </w:r>
       <w:r>
         <w:rPr>
           <w:lang w:val="es_ES" w:bidi="es_ES"/>
         </w:rPr>
         <w:t>) y 1 Timoteo (</w:t>
       </w:r>
-      <w:hyperlink r:id="rId22">
-        <w:r>
-          <w:rPr>
-            <w:lang w:val="es_ES" w:bidi="es_ES"/>
-          </w:rPr>
-          <w:rPr>
-            <w:color w:val="0000EE"/>
-            <w:u w:val="single"/>
-          </w:rPr>
-          <w:t>1 Tm 4:1,</w:t>
-        </w:r>
-      </w:hyperlink>
+      <w:r>
+        <w:rPr>
+          <w:lang w:val="es_ES" w:bidi="es_ES"/>
+        </w:rPr>
+        <w:t>1 Tm 4:1,</w:t>
+      </w:r>
       <w:r>
         <w:rPr>
           <w:lang w:val="es_ES" w:bidi="es_ES"/>
         </w:rPr>
         <w:t xml:space="preserve"> </w:t>
       </w:r>
-      <w:hyperlink r:id="rId23">
-        <w:r>
-          <w:rPr>
-            <w:lang w:val="es_ES" w:bidi="es_ES"/>
-          </w:rPr>
-          <w:rPr>
-            <w:color w:val="0000EE"/>
-            <w:u w:val="single"/>
-          </w:rPr>
-          <w:t>6:20–21</w:t>
-        </w:r>
-      </w:hyperlink>
+      <w:r>
+        <w:rPr>
+          <w:lang w:val="es_ES" w:bidi="es_ES"/>
+        </w:rPr>
+        <w:t>6:20–21</w:t>
+      </w:r>
       <w:r>
         <w:rPr>
           <w:lang w:val="es_ES" w:bidi="es_ES"/>
         </w:rPr>
         <w:t>). Pedro escribió su segunda carta para contrarrestar a los falsos maestros (</w:t>
       </w:r>
-      <w:hyperlink r:id="rId24">
-        <w:r>
-          <w:rPr>
-            <w:lang w:val="es_ES" w:bidi="es_ES"/>
-          </w:rPr>
-          <w:rPr>
-            <w:color w:val="0000EE"/>
-            <w:u w:val="single"/>
-          </w:rPr>
-          <w:t>2 Pe 2:1–22</w:t>
-        </w:r>
-      </w:hyperlink>
+      <w:r>
+        <w:rPr>
+          <w:lang w:val="es_ES" w:bidi="es_ES"/>
+        </w:rPr>
+        <w:t>2 Pe 2:1–22</w:t>
+      </w:r>
       <w:r>
         <w:rPr>
           <w:lang w:val="es_ES" w:bidi="es_ES"/>
         </w:rPr>
         <w:t>), y Judas escribió su carta por la misma razón (</w:t>
       </w:r>
-      <w:hyperlink r:id="rId25">
-        <w:r>
-          <w:rPr>
-            <w:lang w:val="es_ES" w:bidi="es_ES"/>
-          </w:rPr>
-          <w:rPr>
-            <w:color w:val="0000EE"/>
-            <w:u w:val="single"/>
-          </w:rPr>
-          <w:t>Judas 1:3–4</w:t>
-        </w:r>
-      </w:hyperlink>
+      <w:r>
+        <w:rPr>
+          <w:lang w:val="es_ES" w:bidi="es_ES"/>
+        </w:rPr>
+        <w:t>Judas 1:3–4</w:t>
+      </w:r>
       <w:r>
         <w:rPr>
           <w:lang w:val="es_ES" w:bidi="es_ES"/>
